--- a/_implementation-notes/evening-series/FotH Evening Session 10 Leader Notes DRAFT v1.docx
+++ b/_implementation-notes/evening-series/FotH Evening Session 10 Leader Notes DRAFT v1.docx
@@ -533,7 +533,7 @@
           <w:color w:val="6B8E3F"/>
           <w:sz w:val="18"/>
         </w:rPr>
-        <w:t>S10 · 8:13–8:20 · LEAD: CONTENT PRESENTER</w:t>
+        <w:t>S10 · 8:13–8:20 · LEAD: CONTAINER HOLDER</w:t>
       </w:r>
     </w:p>
     <w:p>

--- a/_implementation-notes/evening-series/FotH Evening Session 10 Leader Notes DRAFT v1.docx
+++ b/_implementation-notes/evening-series/FotH Evening Session 10 Leader Notes DRAFT v1.docx
@@ -4,7 +4,7 @@
   <w:body>
     <w:p>
       <w:pPr>
-        <w:spacing w:after="40"/>
+        <w:spacing w:before="0" w:after="40"/>
       </w:pPr>
       <w:r>
         <w:rPr>
@@ -18,22 +18,92 @@
     </w:p>
     <w:p>
       <w:pPr>
-        <w:spacing w:after="160"/>
+        <w:spacing w:before="0" w:after="80"/>
       </w:pPr>
       <w:r>
         <w:rPr>
-          <w:i/>
           <w:color w:val="595959"/>
           <w:sz w:val="18"/>
         </w:rPr>
-        <w:t>FotH Evening · the speaker notes, in hand — so the leading pair reads the room, not the screen. Same content as the deck notes; the slides carry the room, these notes carry you. Practice the session together beforehand.</w:t>
+        <w:t>FotH Evening · the speaker notes, in hand — so the leading pair reads the room, not the screen. The big number on each block is the number in the corner of the screen; the colour is whose block it is. Built from the deck's own notes, so the two always agree.</w:t>
+      </w:r>
+    </w:p>
+    <w:p>
+      <w:pPr>
+        <w:spacing w:before="0" w:after="200"/>
+      </w:pPr>
+      <w:r>
+        <w:rPr>
+          <w:b/>
+          <w:color w:val="1F4E79"/>
+          <w:sz w:val="18"/>
+          <w:shd w:val="clear" w:color="auto" w:fill="DEEAF6"/>
+        </w:rPr>
+        <w:t xml:space="preserve"> ▌ CONTAINER HOLDER </w:t>
+      </w:r>
+      <w:r>
+        <w:rPr>
+          <w:sz w:val="18"/>
+        </w:rPr>
+        <w:t xml:space="preserve">   </w:t>
+      </w:r>
+      <w:r>
+        <w:rPr>
+          <w:b/>
+          <w:color w:val="B45309"/>
+          <w:sz w:val="18"/>
+          <w:shd w:val="clear" w:color="auto" w:fill="FCE9D6"/>
+        </w:rPr>
+        <w:t xml:space="preserve"> ‖ CONTENT PRESENTER </w:t>
+      </w:r>
+      <w:r>
+        <w:rPr>
+          <w:sz w:val="18"/>
+        </w:rPr>
+        <w:t xml:space="preserve">   </w:t>
+      </w:r>
+      <w:r>
+        <w:rPr>
+          <w:b/>
+          <w:color w:val="6B3FA0"/>
+          <w:sz w:val="18"/>
+          <w:shd w:val="clear" w:color="auto" w:fill="ECE3F5"/>
+        </w:rPr>
+        <w:t xml:space="preserve"> ▐ BOTH LEADERS </w:t>
+      </w:r>
+      <w:r>
+        <w:rPr>
+          <w:sz w:val="18"/>
+        </w:rPr>
+        <w:t xml:space="preserve">   </w:t>
+      </w:r>
+      <w:r>
+        <w:rPr>
+          <w:i/>
+          <w:color w:val="7F7F7F"/>
+          <w:sz w:val="16"/>
+        </w:rPr>
+        <w:t>Bar styles differ too, so the roles still read in black and white.</w:t>
       </w:r>
     </w:p>
     <w:p>
       <w:pPr>
         <w:keepNext/>
-        <w:spacing w:before="160" w:after="20"/>
+        <w:pBdr>
+          <w:left w:val="dotted" w:sz="24" w:space="8" w:color="8C8C8C"/>
+        </w:pBdr>
+        <w:shd w:val="clear" w:color="auto" w:fill="F0F0F0"/>
+        <w:spacing w:before="160" w:after="40"/>
       </w:pPr>
+      <w:r>
+        <w:rPr>
+          <w:rFonts w:ascii="Cambria" w:hAnsi="Cambria"/>
+          <w:b/>
+          <w:color w:val="8C8C8C"/>
+          <w:sz w:val="24"/>
+        </w:rPr>
+        <w:t>Title</w:t>
+      </w:r>
       <w:r>
         <w:rPr>
           <w:rFonts w:ascii="Cambria" w:hAnsi="Cambria"/>
@@ -41,13 +111,32 @@
           <w:color w:val="2C5F2D"/>
           <w:sz w:val="24"/>
         </w:rPr>
-        <w:t>Slide 1 — Fellowship of the Heart</w:t>
+        <w:t xml:space="preserve">   Fellowship of the Heart</w:t>
+      </w:r>
+      <w:r>
+        <w:rPr>
+          <w:b/>
+          <w:color w:val="8C8C8C"/>
+          <w:sz w:val="17"/>
+        </w:rPr>
+        <w:t xml:space="preserve">    ON SCREEN</w:t>
+      </w:r>
+      <w:r>
+        <w:rPr>
+          <w:b w:val="0"/>
+          <w:color w:val="7F7F7F"/>
+          <w:sz w:val="16"/>
+        </w:rPr>
+        <w:t xml:space="preserve">   · slide 1 of 15</w:t>
       </w:r>
     </w:p>
     <w:p>
       <w:pPr>
         <w:keepNext/>
-        <w:spacing w:after="40"/>
+        <w:pBdr>
+          <w:left w:val="dotted" w:sz="24" w:space="8" w:color="8C8C8C"/>
+        </w:pBdr>
+        <w:spacing w:before="0" w:after="60"/>
       </w:pPr>
       <w:r>
         <w:rPr>
@@ -60,7 +149,10 @@
     </w:p>
     <w:p>
       <w:pPr>
-        <w:ind w:left="216"/>
+        <w:pBdr>
+          <w:left w:val="dotted" w:sz="24" w:space="8" w:color="8C8C8C"/>
+        </w:pBdr>
+        <w:spacing w:before="0" w:after="60"/>
       </w:pPr>
       <w:r>
         <w:t>On screen as the room assembles on night one. All Scripture ESV; the plans carry the scripts; these slides carry the room — and these notes carry you.</w:t>
@@ -69,8 +161,21 @@
     <w:p>
       <w:pPr>
         <w:keepNext/>
-        <w:spacing w:before="160" w:after="20"/>
+        <w:pBdr>
+          <w:left w:val="dotted" w:sz="24" w:space="8" w:color="8C8C8C"/>
+        </w:pBdr>
+        <w:shd w:val="clear" w:color="auto" w:fill="F0F0F0"/>
+        <w:spacing w:before="160" w:after="40"/>
       </w:pPr>
+      <w:r>
+        <w:rPr>
+          <w:rFonts w:ascii="Cambria" w:hAnsi="Cambria"/>
+          <w:b/>
+          <w:color w:val="8C8C8C"/>
+          <w:sz w:val="30"/>
+        </w:rPr>
+        <w:t>145</w:t>
+      </w:r>
       <w:r>
         <w:rPr>
           <w:rFonts w:ascii="Cambria" w:hAnsi="Cambria"/>
@@ -78,13 +183,32 @@
           <w:color w:val="2C5F2D"/>
           <w:sz w:val="24"/>
         </w:rPr>
-        <w:t>Slide 2 — SESSION 10</w:t>
+        <w:t xml:space="preserve">   SESSION 10</w:t>
+      </w:r>
+      <w:r>
+        <w:rPr>
+          <w:b/>
+          <w:color w:val="8C8C8C"/>
+          <w:sz w:val="17"/>
+        </w:rPr>
+        <w:t xml:space="preserve">    ON SCREEN</w:t>
+      </w:r>
+      <w:r>
+        <w:rPr>
+          <w:b w:val="0"/>
+          <w:color w:val="7F7F7F"/>
+          <w:sz w:val="16"/>
+        </w:rPr>
+        <w:t xml:space="preserve">   · slide 2 of 15</w:t>
       </w:r>
     </w:p>
     <w:p>
       <w:pPr>
         <w:keepNext/>
-        <w:spacing w:after="40"/>
+        <w:pBdr>
+          <w:left w:val="dotted" w:sz="24" w:space="8" w:color="8C8C8C"/>
+        </w:pBdr>
+        <w:spacing w:before="0" w:after="60"/>
       </w:pPr>
       <w:r>
         <w:rPr>
@@ -97,7 +221,10 @@
     </w:p>
     <w:p>
       <w:pPr>
-        <w:ind w:left="216"/>
+        <w:pBdr>
+          <w:left w:val="dotted" w:sz="24" w:space="8" w:color="8C8C8C"/>
+        </w:pBdr>
+        <w:spacing w:before="0" w:after="60"/>
       </w:pPr>
       <w:r>
         <w:t>On screen through dinner and as the circle forms. Greet at the door — the slide holds the room.</w:t>
@@ -106,8 +233,21 @@
     <w:p>
       <w:pPr>
         <w:keepNext/>
-        <w:spacing w:before="160" w:after="20"/>
+        <w:pBdr>
+          <w:left w:val="single" w:sz="24" w:space="8" w:color="1F4E79"/>
+        </w:pBdr>
+        <w:shd w:val="clear" w:color="auto" w:fill="DEEAF6"/>
+        <w:spacing w:before="160" w:after="40"/>
       </w:pPr>
+      <w:r>
+        <w:rPr>
+          <w:rFonts w:ascii="Cambria" w:hAnsi="Cambria"/>
+          <w:b/>
+          <w:color w:val="1F4E79"/>
+          <w:sz w:val="30"/>
+        </w:rPr>
+        <w:t>146</w:t>
+      </w:r>
       <w:r>
         <w:rPr>
           <w:rFonts w:ascii="Cambria" w:hAnsi="Cambria"/>
@@ -115,13 +255,32 @@
           <w:color w:val="2C5F2D"/>
           <w:sz w:val="24"/>
         </w:rPr>
-        <w:t>Slide 3 — Where We Are — the Four Connects</w:t>
+        <w:t xml:space="preserve">   Where We Are — the Four Connects</w:t>
+      </w:r>
+      <w:r>
+        <w:rPr>
+          <w:b/>
+          <w:color w:val="1F4E79"/>
+          <w:sz w:val="17"/>
+        </w:rPr>
+        <w:t xml:space="preserve">    CONTAINER HOLDER</w:t>
+      </w:r>
+      <w:r>
+        <w:rPr>
+          <w:b w:val="0"/>
+          <w:color w:val="7F7F7F"/>
+          <w:sz w:val="16"/>
+        </w:rPr>
+        <w:t xml:space="preserve">   · slide 3 of 15</w:t>
       </w:r>
     </w:p>
     <w:p>
       <w:pPr>
         <w:keepNext/>
-        <w:spacing w:after="40"/>
+        <w:pBdr>
+          <w:left w:val="single" w:sz="24" w:space="8" w:color="1F4E79"/>
+        </w:pBdr>
+        <w:spacing w:before="0" w:after="60"/>
       </w:pPr>
       <w:r>
         <w:rPr>
@@ -129,12 +288,31 @@
           <w:color w:val="6B8E3F"/>
           <w:sz w:val="18"/>
         </w:rPr>
-        <w:t>S10 · WELCOME · LEAD: CONTAINER HOLDER · GROUNDING — every session opens on this map</w:t>
+        <w:t xml:space="preserve">S10 · WELCOME · </w:t>
+      </w:r>
+      <w:r>
+        <w:rPr>
+          <w:b/>
+          <w:color w:val="1F4E79"/>
+          <w:sz w:val="18"/>
+        </w:rPr>
+        <w:t>LEAD: CONTAINER HOLDER</w:t>
+      </w:r>
+      <w:r>
+        <w:rPr>
+          <w:b/>
+          <w:color w:val="6B8E3F"/>
+          <w:sz w:val="18"/>
+        </w:rPr>
+        <w:t xml:space="preserve"> · GROUNDING — every session opens on this map</w:t>
       </w:r>
     </w:p>
     <w:p>
       <w:pPr>
-        <w:ind w:left="216"/>
+        <w:pBdr>
+          <w:left w:val="single" w:sz="24" w:space="8" w:color="1F4E79"/>
+        </w:pBdr>
+        <w:spacing w:before="0" w:after="20"/>
       </w:pPr>
       <w:r>
         <w:rPr>
@@ -146,7 +324,10 @@
     </w:p>
     <w:p>
       <w:pPr>
-        <w:ind w:left="216"/>
+        <w:pBdr>
+          <w:left w:val="single" w:sz="24" w:space="8" w:color="1F4E79"/>
+        </w:pBdr>
+        <w:spacing w:before="0" w:after="60"/>
       </w:pPr>
       <w:r>
         <w:t>1. Locate tonight on the map, plainly: Session 10 stands in the third box — Connect with God — walked again, teen-led. Each connection makes the next one real (Matt. 22:37–40).</w:t>
@@ -154,7 +335,10 @@
     </w:p>
     <w:p>
       <w:pPr>
-        <w:ind w:left="216"/>
+        <w:pBdr>
+          <w:left w:val="single" w:sz="24" w:space="8" w:color="1F4E79"/>
+        </w:pBdr>
+        <w:spacing w:before="0" w:after="60"/>
       </w:pPr>
       <w:r>
         <w:t>2. The four boxes are one journey — each connection makes the next one real — rooted in the two great commandments: love God, love neighbor (Matt 22:37–40).</w:t>
@@ -162,7 +346,10 @@
     </w:p>
     <w:p>
       <w:pPr>
-        <w:ind w:left="216"/>
+        <w:pBdr>
+          <w:left w:val="single" w:sz="24" w:space="8" w:color="1F4E79"/>
+        </w:pBdr>
+        <w:spacing w:before="0" w:after="60"/>
       </w:pPr>
       <w:r>
         <w:t>3. This is also the 'where we are on the map' minute the welcome owes any newcomer.</w:t>
@@ -170,24 +357,40 @@
     </w:p>
     <w:p>
       <w:pPr>
-        <w:ind w:left="216"/>
+        <w:pBdr>
+          <w:left w:val="single" w:sz="24" w:space="8" w:color="1F4E79"/>
+        </w:pBdr>
+        <w:spacing w:before="0" w:after="60"/>
       </w:pPr>
       <w:r>
         <w:rPr>
           <w:b/>
           <w:color w:val="595959"/>
         </w:rPr>
-        <w:t>CUES:</w:t>
+        <w:t xml:space="preserve">CUES: </w:t>
       </w:r>
       <w:r>
-        <w:t xml:space="preserve"> Two minutes at most; then tonight's road.</w:t>
+        <w:t>Two minutes at most; then tonight's road.</w:t>
       </w:r>
     </w:p>
     <w:p>
       <w:pPr>
         <w:keepNext/>
-        <w:spacing w:before="160" w:after="20"/>
+        <w:pBdr>
+          <w:left w:val="single" w:sz="24" w:space="8" w:color="1F4E79"/>
+        </w:pBdr>
+        <w:shd w:val="clear" w:color="auto" w:fill="DEEAF6"/>
+        <w:spacing w:before="160" w:after="40"/>
       </w:pPr>
+      <w:r>
+        <w:rPr>
+          <w:rFonts w:ascii="Cambria" w:hAnsi="Cambria"/>
+          <w:b/>
+          <w:color w:val="1F4E79"/>
+          <w:sz w:val="30"/>
+        </w:rPr>
+        <w:t>147</w:t>
+      </w:r>
       <w:r>
         <w:rPr>
           <w:rFonts w:ascii="Cambria" w:hAnsi="Cambria"/>
@@ -195,13 +398,32 @@
           <w:color w:val="2C5F2D"/>
           <w:sz w:val="24"/>
         </w:rPr>
-        <w:t>Slide 4 — Session 10 — Tonight’s Road</w:t>
+        <w:t xml:space="preserve">   Session 10 — Tonight’s Road</w:t>
+      </w:r>
+      <w:r>
+        <w:rPr>
+          <w:b/>
+          <w:color w:val="1F4E79"/>
+          <w:sz w:val="17"/>
+        </w:rPr>
+        <w:t xml:space="preserve">    CONTAINER HOLDER</w:t>
+      </w:r>
+      <w:r>
+        <w:rPr>
+          <w:b w:val="0"/>
+          <w:color w:val="7F7F7F"/>
+          <w:sz w:val="16"/>
+        </w:rPr>
+        <w:t xml:space="preserve">   · slide 4 of 15</w:t>
       </w:r>
     </w:p>
     <w:p>
       <w:pPr>
         <w:keepNext/>
-        <w:spacing w:after="40"/>
+        <w:pBdr>
+          <w:left w:val="single" w:sz="24" w:space="8" w:color="1F4E79"/>
+        </w:pBdr>
+        <w:spacing w:before="0" w:after="60"/>
       </w:pPr>
       <w:r>
         <w:rPr>
@@ -209,44 +431,78 @@
           <w:color w:val="6B8E3F"/>
           <w:sz w:val="18"/>
         </w:rPr>
-        <w:t>S10 · 7:00–7:08 · LEAD: CONTAINER HOLDER</w:t>
+        <w:t xml:space="preserve">S10 · 7:00–7:08 · </w:t>
+      </w:r>
+      <w:r>
+        <w:rPr>
+          <w:b/>
+          <w:color w:val="1F4E79"/>
+          <w:sz w:val="18"/>
+        </w:rPr>
+        <w:t>LEAD: CONTAINER HOLDER</w:t>
+      </w:r>
+      <w:r>
+        <w:rPr>
+          <w:b/>
+          <w:color w:val="6B8E3F"/>
+          <w:sz w:val="18"/>
+        </w:rPr>
       </w:r>
     </w:p>
     <w:p>
       <w:pPr>
-        <w:ind w:left="216"/>
+        <w:pBdr>
+          <w:left w:val="single" w:sz="24" w:space="8" w:color="1F4E79"/>
+        </w:pBdr>
+        <w:spacing w:before="0" w:after="60"/>
       </w:pPr>
       <w:r>
         <w:rPr>
           <w:b/>
           <w:color w:val="595959"/>
         </w:rPr>
-        <w:t>BEATS:</w:t>
+        <w:t xml:space="preserve">BEATS: </w:t>
       </w:r>
       <w:r>
-        <w:t xml:space="preserve"> 1. Second garden run: nothing new is taught — today completes what Week 9 began, and a senior reads the walk-through for the whole room. 2. The bright line on display: the teen leads the scripted walk-through; the adults hold the sharing and anything that surfaces. 3. The first visit finds the garden; the second visit begins the tending.</w:t>
+        <w:t>1. Second garden run: nothing new is taught — today completes what Week 9 began, and a senior reads the walk-through for the whole room. 2. The bright line on display: the teen leads the scripted walk-through; the adults hold the sharing and anything that surfaces. 3. The first visit finds the garden; the second visit begins the tending.</w:t>
       </w:r>
     </w:p>
     <w:p>
       <w:pPr>
-        <w:ind w:left="216"/>
+        <w:pBdr>
+          <w:left w:val="single" w:sz="24" w:space="8" w:color="1F4E79"/>
+        </w:pBdr>
+        <w:spacing w:before="0" w:after="60"/>
       </w:pPr>
       <w:r>
         <w:rPr>
           <w:b/>
           <w:color w:val="595959"/>
         </w:rPr>
-        <w:t>CUES:</w:t>
+        <w:t xml:space="preserve">CUES: </w:t>
       </w:r>
       <w:r>
-        <w:t xml:space="preserve"> Pre-session check-ins with anyone whose Week 9 garden was dark or empty — going back in is optional; sitting and praying instead is fully honored, no explanation owed.</w:t>
+        <w:t>Pre-session check-ins with anyone whose Week 9 garden was dark or empty — going back in is optional; sitting and praying instead is fully honored, no explanation owed.</w:t>
       </w:r>
     </w:p>
     <w:p>
       <w:pPr>
         <w:keepNext/>
-        <w:spacing w:before="160" w:after="20"/>
+        <w:pBdr>
+          <w:left w:val="single" w:sz="24" w:space="8" w:color="1F4E79"/>
+        </w:pBdr>
+        <w:shd w:val="clear" w:color="auto" w:fill="DEEAF6"/>
+        <w:spacing w:before="160" w:after="40"/>
       </w:pPr>
+      <w:r>
+        <w:rPr>
+          <w:rFonts w:ascii="Cambria" w:hAnsi="Cambria"/>
+          <w:b/>
+          <w:color w:val="1F4E79"/>
+          <w:sz w:val="30"/>
+        </w:rPr>
+        <w:t>148</w:t>
+      </w:r>
       <w:r>
         <w:rPr>
           <w:rFonts w:ascii="Cambria" w:hAnsi="Cambria"/>
@@ -254,13 +510,32 @@
           <w:color w:val="2C5F2D"/>
           <w:sz w:val="24"/>
         </w:rPr>
-        <w:t>Slide 5 — Opening Container — the Eight Steps</w:t>
+        <w:t xml:space="preserve">   Opening Container — the Eight Steps</w:t>
+      </w:r>
+      <w:r>
+        <w:rPr>
+          <w:b/>
+          <w:color w:val="1F4E79"/>
+          <w:sz w:val="17"/>
+        </w:rPr>
+        <w:t xml:space="preserve">    CONTAINER HOLDER</w:t>
+      </w:r>
+      <w:r>
+        <w:rPr>
+          <w:b w:val="0"/>
+          <w:color w:val="7F7F7F"/>
+          <w:sz w:val="16"/>
+        </w:rPr>
+        <w:t xml:space="preserve">   · slide 5 of 15</w:t>
       </w:r>
     </w:p>
     <w:p>
       <w:pPr>
         <w:keepNext/>
-        <w:spacing w:after="40"/>
+        <w:pBdr>
+          <w:left w:val="single" w:sz="24" w:space="8" w:color="1F4E79"/>
+        </w:pBdr>
+        <w:spacing w:before="0" w:after="60"/>
       </w:pPr>
       <w:r>
         <w:rPr>
@@ -268,44 +543,78 @@
           <w:color w:val="6B8E3F"/>
           <w:sz w:val="18"/>
         </w:rPr>
-        <w:t>S10 · 7:00–7:08 · LEAD: CONTAINER HOLDER</w:t>
+        <w:t xml:space="preserve">S10 · 7:00–7:08 · </w:t>
+      </w:r>
+      <w:r>
+        <w:rPr>
+          <w:b/>
+          <w:color w:val="1F4E79"/>
+          <w:sz w:val="18"/>
+        </w:rPr>
+        <w:t>LEAD: CONTAINER HOLDER</w:t>
+      </w:r>
+      <w:r>
+        <w:rPr>
+          <w:b/>
+          <w:color w:val="6B8E3F"/>
+          <w:sz w:val="18"/>
+        </w:rPr>
       </w:r>
     </w:p>
     <w:p>
       <w:pPr>
-        <w:ind w:left="216"/>
+        <w:pBdr>
+          <w:left w:val="single" w:sz="24" w:space="8" w:color="1F4E79"/>
+        </w:pBdr>
+        <w:spacing w:before="0" w:after="60"/>
       </w:pPr>
       <w:r>
         <w:rPr>
           <w:b/>
           <w:color w:val="595959"/>
         </w:rPr>
-        <w:t>BEATS:</w:t>
+        <w:t xml:space="preserve">BEATS: </w:t>
       </w:r>
       <w:r>
-        <w:t xml:space="preserve"> 1. Open even quieter than Week 9 — lights low if the room allows. Aaronic blessing. 2. Frame the second run: not a rerun — deeper. 3. Name the senior once, warmly, and move on: 'the words are the same words; they will read from the card, slowly, the same way I did.' No build-up — a spotlight distorts what the slot is meant to form. 4. Container unchanged: pair talk stays in the pair; nothing required — not even the exercise.</w:t>
+        <w:t>1. Open even quieter than Week 9 — lights low if the room allows. Aaronic blessing. 2. Frame the second run: not a rerun — deeper. 3. Name the senior once, warmly, and move on: 'the words are the same words; they will read from the card, slowly, the same way I did.' No build-up — a spotlight distorts what the slot is meant to form. 4. Container unchanged: pair talk stays in the pair; nothing required — not even the exercise.</w:t>
       </w:r>
     </w:p>
     <w:p>
       <w:pPr>
-        <w:ind w:left="216"/>
+        <w:pBdr>
+          <w:left w:val="single" w:sz="24" w:space="8" w:color="1F4E79"/>
+        </w:pBdr>
+        <w:spacing w:before="0" w:after="60"/>
       </w:pPr>
       <w:r>
         <w:rPr>
           <w:b/>
           <w:color w:val="595959"/>
         </w:rPr>
-        <w:t>PAIR LEAD:</w:t>
+        <w:t xml:space="preserve">PAIR LEAD: </w:t>
       </w:r>
       <w:r>
-        <w:t xml:space="preserve"> name the leading pair in the welcome — two leaders hold tonight, and the room will see the evening handed back and forth between them; that is the design. The pair practices the session together beforehand.</w:t>
+        <w:t>name the leading pair in the welcome — two leaders hold tonight, and the room will see the evening handed back and forth between them; that is the design. The pair practices the session together beforehand.</w:t>
       </w:r>
     </w:p>
     <w:p>
       <w:pPr>
         <w:keepNext/>
-        <w:spacing w:before="160" w:after="20"/>
+        <w:pBdr>
+          <w:left w:val="single" w:sz="24" w:space="8" w:color="1F4E79"/>
+        </w:pBdr>
+        <w:shd w:val="clear" w:color="auto" w:fill="DEEAF6"/>
+        <w:spacing w:before="160" w:after="40"/>
       </w:pPr>
+      <w:r>
+        <w:rPr>
+          <w:rFonts w:ascii="Cambria" w:hAnsi="Cambria"/>
+          <w:b/>
+          <w:color w:val="1F4E79"/>
+          <w:sz w:val="30"/>
+        </w:rPr>
+        <w:t>149</w:t>
+      </w:r>
       <w:r>
         <w:rPr>
           <w:rFonts w:ascii="Cambria" w:hAnsi="Cambria"/>
@@ -313,13 +622,32 @@
           <w:color w:val="2C5F2D"/>
           <w:sz w:val="24"/>
         </w:rPr>
-        <w:t>Slide 6 — Garden Week Check-In</w:t>
+        <w:t xml:space="preserve">   Garden Week Check-In</w:t>
+      </w:r>
+      <w:r>
+        <w:rPr>
+          <w:b/>
+          <w:color w:val="1F4E79"/>
+          <w:sz w:val="17"/>
+        </w:rPr>
+        <w:t xml:space="preserve">    CONTAINER HOLDER</w:t>
+      </w:r>
+      <w:r>
+        <w:rPr>
+          <w:b w:val="0"/>
+          <w:color w:val="7F7F7F"/>
+          <w:sz w:val="16"/>
+        </w:rPr>
+        <w:t xml:space="preserve">   · slide 6 of 15</w:t>
       </w:r>
     </w:p>
     <w:p>
       <w:pPr>
         <w:keepNext/>
-        <w:spacing w:after="40"/>
+        <w:pBdr>
+          <w:left w:val="single" w:sz="24" w:space="8" w:color="1F4E79"/>
+        </w:pBdr>
+        <w:spacing w:before="0" w:after="60"/>
       </w:pPr>
       <w:r>
         <w:rPr>
@@ -327,44 +655,78 @@
           <w:color w:val="6B8E3F"/>
           <w:sz w:val="18"/>
         </w:rPr>
-        <w:t>S10 · 7:08–7:25 · LEAD: CONTAINER HOLDER</w:t>
+        <w:t xml:space="preserve">S10 · 7:08–7:25 · </w:t>
+      </w:r>
+      <w:r>
+        <w:rPr>
+          <w:b/>
+          <w:color w:val="1F4E79"/>
+          <w:sz w:val="18"/>
+        </w:rPr>
+        <w:t>LEAD: CONTAINER HOLDER</w:t>
+      </w:r>
+      <w:r>
+        <w:rPr>
+          <w:b/>
+          <w:color w:val="6B8E3F"/>
+          <w:sz w:val="18"/>
+        </w:rPr>
       </w:r>
     </w:p>
     <w:p>
       <w:pPr>
-        <w:ind w:left="216"/>
+        <w:pBdr>
+          <w:left w:val="single" w:sz="24" w:space="8" w:color="1F4E79"/>
+        </w:pBdr>
+        <w:spacing w:before="0" w:after="60"/>
       </w:pPr>
       <w:r>
         <w:rPr>
           <w:b/>
           <w:color w:val="595959"/>
         </w:rPr>
-        <w:t>BEATS:</w:t>
+        <w:t xml:space="preserve">BEATS: </w:t>
       </w:r>
       <w:r>
-        <w:t xml:space="preserve"> 1. One sentence on how the going was this week — not what happened in the garden. 'I meant to and didn't' counts. 2. Receive each identically. 3. Land the line if comparison language surfaced: there is no junior varsity garden — Jesus meets each person in the garden they actually have, and the backyard He walks into is holy ground.</w:t>
+        <w:t>1. One sentence on how the going was this week — not what happened in the garden. 'I meant to and didn't' counts. 2. Receive each identically. 3. Land the line if comparison language surfaced: there is no junior varsity garden — Jesus meets each person in the garden they actually have, and the backyard He walks into is holy ground.</w:t>
       </w:r>
     </w:p>
     <w:p>
       <w:pPr>
-        <w:ind w:left="216"/>
+        <w:pBdr>
+          <w:left w:val="single" w:sz="24" w:space="8" w:color="1F4E79"/>
+        </w:pBdr>
+        <w:spacing w:before="0" w:after="60"/>
       </w:pPr>
       <w:r>
         <w:rPr>
           <w:b/>
           <w:color w:val="595959"/>
         </w:rPr>
-        <w:t>CUES:</w:t>
+        <w:t xml:space="preserve">CUES: </w:t>
       </w:r>
       <w:r>
-        <w:t xml:space="preserve"> Arranged parent offers the first sentence (check the Run Card) — never cold-call a teen; pass-anytime holds.</w:t>
+        <w:t>Arranged parent offers the first sentence (check the Run Card) — never cold-call a teen; pass-anytime holds.</w:t>
       </w:r>
     </w:p>
     <w:p>
       <w:pPr>
         <w:keepNext/>
-        <w:spacing w:before="160" w:after="20"/>
+        <w:pBdr>
+          <w:left w:val="double" w:sz="12" w:space="8" w:color="B45309"/>
+        </w:pBdr>
+        <w:shd w:val="clear" w:color="auto" w:fill="FCE9D6"/>
+        <w:spacing w:before="160" w:after="40"/>
       </w:pPr>
+      <w:r>
+        <w:rPr>
+          <w:rFonts w:ascii="Cambria" w:hAnsi="Cambria"/>
+          <w:b/>
+          <w:color w:val="B45309"/>
+          <w:sz w:val="30"/>
+        </w:rPr>
+        <w:t>150</w:t>
+      </w:r>
       <w:r>
         <w:rPr>
           <w:rFonts w:ascii="Cambria" w:hAnsi="Cambria"/>
@@ -372,13 +734,32 @@
           <w:color w:val="2C5F2D"/>
           <w:sz w:val="24"/>
         </w:rPr>
-        <w:t>Slide 7 — Scripture and Brief Re-Framing</w:t>
+        <w:t xml:space="preserve">   Scripture and Brief Re-Framing</w:t>
+      </w:r>
+      <w:r>
+        <w:rPr>
+          <w:b/>
+          <w:color w:val="B45309"/>
+          <w:sz w:val="17"/>
+        </w:rPr>
+        <w:t xml:space="preserve">    CONTENT PRESENTER</w:t>
+      </w:r>
+      <w:r>
+        <w:rPr>
+          <w:b w:val="0"/>
+          <w:color w:val="7F7F7F"/>
+          <w:sz w:val="16"/>
+        </w:rPr>
+        <w:t xml:space="preserve">   · slide 7 of 15</w:t>
       </w:r>
     </w:p>
     <w:p>
       <w:pPr>
         <w:keepNext/>
-        <w:spacing w:after="40"/>
+        <w:pBdr>
+          <w:left w:val="double" w:sz="12" w:space="8" w:color="B45309"/>
+        </w:pBdr>
+        <w:spacing w:before="0" w:after="60"/>
       </w:pPr>
       <w:r>
         <w:rPr>
@@ -386,29 +767,60 @@
           <w:color w:val="6B8E3F"/>
           <w:sz w:val="18"/>
         </w:rPr>
-        <w:t>S10 · 7:25–7:34 · LEAD: CONTENT PRESENTER</w:t>
+        <w:t xml:space="preserve">S10 · 7:25–7:34 · </w:t>
+      </w:r>
+      <w:r>
+        <w:rPr>
+          <w:b/>
+          <w:color w:val="B45309"/>
+          <w:sz w:val="18"/>
+        </w:rPr>
+        <w:t>LEAD: CONTENT PRESENTER</w:t>
+      </w:r>
+      <w:r>
+        <w:rPr>
+          <w:b/>
+          <w:color w:val="6B8E3F"/>
+          <w:sz w:val="18"/>
+        </w:rPr>
       </w:r>
     </w:p>
     <w:p>
       <w:pPr>
-        <w:ind w:left="216"/>
+        <w:pBdr>
+          <w:left w:val="double" w:sz="12" w:space="8" w:color="B45309"/>
+        </w:pBdr>
+        <w:spacing w:before="0" w:after="60"/>
       </w:pPr>
       <w:r>
         <w:rPr>
           <w:b/>
           <w:color w:val="595959"/>
         </w:rPr>
-        <w:t>BEATS:</w:t>
+        <w:t xml:space="preserve">BEATS: </w:t>
       </w:r>
       <w:r>
-        <w:t xml:space="preserve"> 1. Re-read Psalm 23 and John 15:1–11, slowly — same anchors on purpose; the room hears them differently now. 2. Keep the framing SHORT — the theology was laid last week. 3. The second-visit frame: the garden is a living place; going back changes things. 4. The open door, said clearly: anyone whose garden was hard may sit with eyes open and simply pray while the others walk — a faithful way to spend the half hour; nobody will ask why. 5. Today the guide talks less and the silences run longer — on purpose. You know the way now.</w:t>
+        <w:t>1. Re-read Psalm 23 and John 15:1–11, slowly — same anchors on purpose; the room hears them differently now. 2. Keep the framing SHORT — the theology was laid last week. 3. The second-visit frame: the garden is a living place; going back changes things. 4. The open door, said clearly: anyone whose garden was hard may sit with eyes open and simply pray while the others walk — a faithful way to spend the half hour; nobody will ask why. 5. Today the guide talks less and the silences run longer — on purpose. You know the way now.</w:t>
       </w:r>
     </w:p>
     <w:p>
       <w:pPr>
         <w:keepNext/>
-        <w:spacing w:before="160" w:after="20"/>
+        <w:pBdr>
+          <w:left w:val="double" w:sz="12" w:space="8" w:color="B45309"/>
+        </w:pBdr>
+        <w:shd w:val="clear" w:color="auto" w:fill="FCE9D6"/>
+        <w:spacing w:before="160" w:after="40"/>
       </w:pPr>
+      <w:r>
+        <w:rPr>
+          <w:rFonts w:ascii="Cambria" w:hAnsi="Cambria"/>
+          <w:b/>
+          <w:color w:val="B45309"/>
+          <w:sz w:val="30"/>
+        </w:rPr>
+        <w:t>151</w:t>
+      </w:r>
       <w:r>
         <w:rPr>
           <w:rFonts w:ascii="Cambria" w:hAnsi="Cambria"/>
@@ -416,13 +828,32 @@
           <w:color w:val="2C5F2D"/>
           <w:sz w:val="24"/>
         </w:rPr>
-        <w:t>Slide 8 — Bridge to the Exercise</w:t>
+        <w:t xml:space="preserve">   Bridge to the Exercise</w:t>
+      </w:r>
+      <w:r>
+        <w:rPr>
+          <w:b/>
+          <w:color w:val="B45309"/>
+          <w:sz w:val="17"/>
+        </w:rPr>
+        <w:t xml:space="preserve">    CONTENT PRESENTER</w:t>
+      </w:r>
+      <w:r>
+        <w:rPr>
+          <w:b w:val="0"/>
+          <w:color w:val="7F7F7F"/>
+          <w:sz w:val="16"/>
+        </w:rPr>
+        <w:t xml:space="preserve">   · slide 8 of 15</w:t>
       </w:r>
     </w:p>
     <w:p>
       <w:pPr>
         <w:keepNext/>
-        <w:spacing w:after="40"/>
+        <w:pBdr>
+          <w:left w:val="double" w:sz="12" w:space="8" w:color="B45309"/>
+        </w:pBdr>
+        <w:spacing w:before="0" w:after="60"/>
       </w:pPr>
       <w:r>
         <w:rPr>
@@ -430,29 +861,61 @@
           <w:color w:val="6B8E3F"/>
           <w:sz w:val="18"/>
         </w:rPr>
-        <w:t>S10 · 7:34–7:36 · LEAD: CONTENT PRESENTER · TRANSITION</w:t>
+        <w:t xml:space="preserve">S10 · 7:34–7:36 · </w:t>
+      </w:r>
+      <w:r>
+        <w:rPr>
+          <w:b/>
+          <w:color w:val="B45309"/>
+          <w:sz w:val="18"/>
+        </w:rPr>
+        <w:t>LEAD: CONTENT PRESENTER</w:t>
+      </w:r>
+      <w:r>
+        <w:rPr>
+          <w:b/>
+          <w:color w:val="6B8E3F"/>
+          <w:sz w:val="18"/>
+        </w:rPr>
+        <w:t xml:space="preserve"> · TRANSITION</w:t>
       </w:r>
     </w:p>
     <w:p>
       <w:pPr>
-        <w:ind w:left="216"/>
+        <w:pBdr>
+          <w:left w:val="double" w:sz="12" w:space="8" w:color="B45309"/>
+        </w:pBdr>
+        <w:spacing w:before="0" w:after="60"/>
       </w:pPr>
       <w:r>
         <w:rPr>
           <w:b/>
           <w:color w:val="595959"/>
         </w:rPr>
-        <w:t>BEATS:</w:t>
+        <w:t xml:space="preserve">BEATS: </w:t>
       </w:r>
       <w:r>
-        <w:t xml:space="preserve"> 1. Same shape as last week: walk-through 12–15 min, all together in this room, longer quiet than last time; then journaling; then pairs for sharing by invitation — silence is a complete answer. 2. Pray: 'Tend what You want to tend.' 3. No move yet — the room stays as one circle for the walk-through; the pairs come after the journaling.</w:t>
+        <w:t>1. Same shape as last week: walk-through 12–15 min, all together in this room, longer quiet than last time; then journaling; then pairs for sharing by invitation — silence is a complete answer. 2. Pray: 'Tend what You want to tend.' 3. No move yet — the room stays as one circle for the walk-through; the pairs come after the journaling.</w:t>
       </w:r>
     </w:p>
     <w:p>
       <w:pPr>
         <w:keepNext/>
-        <w:spacing w:before="160" w:after="20"/>
+        <w:pBdr>
+          <w:left w:val="double" w:sz="12" w:space="8" w:color="B45309"/>
+        </w:pBdr>
+        <w:shd w:val="clear" w:color="auto" w:fill="FCE9D6"/>
+        <w:spacing w:before="160" w:after="40"/>
       </w:pPr>
+      <w:r>
+        <w:rPr>
+          <w:rFonts w:ascii="Cambria" w:hAnsi="Cambria"/>
+          <w:b/>
+          <w:color w:val="B45309"/>
+          <w:sz w:val="30"/>
+        </w:rPr>
+        <w:t>152</w:t>
+      </w:r>
       <w:r>
         <w:rPr>
           <w:rFonts w:ascii="Cambria" w:hAnsi="Cambria"/>
@@ -460,13 +923,32 @@
           <w:color w:val="2C5F2D"/>
           <w:sz w:val="24"/>
         </w:rPr>
-        <w:t>Slide 9 — The Garden Exercise — Whole Room, then pairs</w:t>
+        <w:t xml:space="preserve">   The Garden Exercise — Whole Room, then pairs</w:t>
+      </w:r>
+      <w:r>
+        <w:rPr>
+          <w:b/>
+          <w:color w:val="B45309"/>
+          <w:sz w:val="17"/>
+        </w:rPr>
+        <w:t xml:space="preserve">    CONTENT PRESENTER</w:t>
+      </w:r>
+      <w:r>
+        <w:rPr>
+          <w:b w:val="0"/>
+          <w:color w:val="7F7F7F"/>
+          <w:sz w:val="16"/>
+        </w:rPr>
+        <w:t xml:space="preserve">   · slide 9 of 15</w:t>
       </w:r>
     </w:p>
     <w:p>
       <w:pPr>
         <w:keepNext/>
-        <w:spacing w:after="40"/>
+        <w:pBdr>
+          <w:left w:val="double" w:sz="12" w:space="8" w:color="B45309"/>
+        </w:pBdr>
+        <w:spacing w:before="0" w:after="60"/>
       </w:pPr>
       <w:r>
         <w:rPr>
@@ -474,44 +956,78 @@
           <w:color w:val="6B8E3F"/>
           <w:sz w:val="18"/>
         </w:rPr>
-        <w:t>S10 · 7:36–8:13 · LEAD: CONTENT PRESENTER</w:t>
+        <w:t xml:space="preserve">S10 · 7:36–8:13 · </w:t>
+      </w:r>
+      <w:r>
+        <w:rPr>
+          <w:b/>
+          <w:color w:val="B45309"/>
+          <w:sz w:val="18"/>
+        </w:rPr>
+        <w:t>LEAD: CONTENT PRESENTER</w:t>
+      </w:r>
+      <w:r>
+        <w:rPr>
+          <w:b/>
+          <w:color w:val="6B8E3F"/>
+          <w:sz w:val="18"/>
+        </w:rPr>
       </w:r>
     </w:p>
     <w:p>
       <w:pPr>
-        <w:ind w:left="216"/>
+        <w:pBdr>
+          <w:left w:val="double" w:sz="12" w:space="8" w:color="B45309"/>
+        </w:pBdr>
+        <w:spacing w:before="0" w:after="60"/>
       </w:pPr>
       <w:r>
         <w:rPr>
           <w:b/>
           <w:color w:val="595959"/>
         </w:rPr>
-        <w:t>BEATS:</w:t>
+        <w:t xml:space="preserve">BEATS: </w:t>
       </w:r>
       <w:r>
-        <w:t xml:space="preserve"> 1. Settle 2 min, then the senior reads the walk-through from H10.1 — two words per second; (pause) = 30 full seconds, (longer pause) = 60, longer than Week 9 on purpose. Reading from the card IS the design. 2. Mid-read distress: the senior keeps reading, same pace, same volume; the pre-named adult moves to the person. Neither covers for the other. 3. The visible handoff when it ends: senior — '[Name], the room is yours.' Adult — 'Thank you. That was well led.' From there the adults carry everything. 4. Journaling 5 min, then pairs: arranged parent opens; receive without interpreting.</w:t>
+        <w:t>1. Settle 2 min, then the senior reads the walk-through from H10.1 — two words per second; (pause) = 30 full seconds, (longer pause) = 60, longer than Week 9 on purpose. Reading from the card IS the design. 2. Mid-read distress: the senior keeps reading, same pace, same volume; the pre-named adult moves to the person. Neither covers for the other. 3. The visible handoff when it ends: senior — '[Name], the room is yours.' Adult — 'Thank you. That was well led.' From there the adults carry everything. 4. Journaling 5 min, then pairs: arranged parent opens; receive without interpreting.</w:t>
       </w:r>
     </w:p>
     <w:p>
       <w:pPr>
-        <w:ind w:left="216"/>
+        <w:pBdr>
+          <w:left w:val="double" w:sz="12" w:space="8" w:color="B45309"/>
+        </w:pBdr>
+        <w:spacing w:before="0" w:after="60"/>
       </w:pPr>
       <w:r>
         <w:rPr>
           <w:b/>
           <w:color w:val="595959"/>
         </w:rPr>
-        <w:t>GUARD:</w:t>
+        <w:t xml:space="preserve">GUARD: </w:t>
       </w:r>
       <w:r>
-        <w:t xml:space="preserve"> Settle Protocol if overwhelm exceeds the two-role hold — stop for them, not the circle; no return to the exercise today. The senior never takes a disclosure, even a fragment — hand it to the adult immediately.</w:t>
+        <w:t>Settle Protocol if overwhelm exceeds the two-role hold — stop for them, not the circle; no return to the exercise today. The senior never takes a disclosure, even a fragment — hand it to the adult immediately.</w:t>
       </w:r>
     </w:p>
     <w:p>
       <w:pPr>
         <w:keepNext/>
-        <w:spacing w:before="160" w:after="20"/>
+        <w:pBdr>
+          <w:left w:val="single" w:sz="24" w:space="8" w:color="1F4E79"/>
+        </w:pBdr>
+        <w:shd w:val="clear" w:color="auto" w:fill="DEEAF6"/>
+        <w:spacing w:before="160" w:after="40"/>
       </w:pPr>
+      <w:r>
+        <w:rPr>
+          <w:rFonts w:ascii="Cambria" w:hAnsi="Cambria"/>
+          <w:b/>
+          <w:color w:val="1F4E79"/>
+          <w:sz w:val="30"/>
+        </w:rPr>
+        <w:t>153</w:t>
+      </w:r>
       <w:r>
         <w:rPr>
           <w:rFonts w:ascii="Cambria" w:hAnsi="Cambria"/>
@@ -519,13 +1035,32 @@
           <w:color w:val="2C5F2D"/>
           <w:sz w:val="24"/>
         </w:rPr>
-        <w:t>Slide 10 — Merge and One-Word Landing</w:t>
+        <w:t xml:space="preserve">   Merge and One-Word Landing</w:t>
+      </w:r>
+      <w:r>
+        <w:rPr>
+          <w:b/>
+          <w:color w:val="1F4E79"/>
+          <w:sz w:val="17"/>
+        </w:rPr>
+        <w:t xml:space="preserve">    CONTAINER HOLDER</w:t>
+      </w:r>
+      <w:r>
+        <w:rPr>
+          <w:b w:val="0"/>
+          <w:color w:val="7F7F7F"/>
+          <w:sz w:val="16"/>
+        </w:rPr>
+        <w:t xml:space="preserve">   · slide 10 of 15</w:t>
       </w:r>
     </w:p>
     <w:p>
       <w:pPr>
         <w:keepNext/>
-        <w:spacing w:after="40"/>
+        <w:pBdr>
+          <w:left w:val="single" w:sz="24" w:space="8" w:color="1F4E79"/>
+        </w:pBdr>
+        <w:spacing w:before="0" w:after="60"/>
       </w:pPr>
       <w:r>
         <w:rPr>
@@ -533,44 +1068,78 @@
           <w:color w:val="6B8E3F"/>
           <w:sz w:val="18"/>
         </w:rPr>
-        <w:t>S10 · 8:13–8:20 · LEAD: CONTAINER HOLDER</w:t>
+        <w:t xml:space="preserve">S10 · 8:13–8:20 · </w:t>
+      </w:r>
+      <w:r>
+        <w:rPr>
+          <w:b/>
+          <w:color w:val="1F4E79"/>
+          <w:sz w:val="18"/>
+        </w:rPr>
+        <w:t>LEAD: CONTAINER HOLDER</w:t>
+      </w:r>
+      <w:r>
+        <w:rPr>
+          <w:b/>
+          <w:color w:val="6B8E3F"/>
+          <w:sz w:val="18"/>
+        </w:rPr>
       </w:r>
     </w:p>
     <w:p>
       <w:pPr>
-        <w:ind w:left="216"/>
+        <w:pBdr>
+          <w:left w:val="single" w:sz="24" w:space="8" w:color="1F4E79"/>
+        </w:pBdr>
+        <w:spacing w:before="0" w:after="60"/>
       </w:pPr>
       <w:r>
         <w:rPr>
           <w:b/>
           <w:color w:val="595959"/>
         </w:rPr>
-        <w:t>BEATS:</w:t>
+        <w:t xml:space="preserve">BEATS: </w:t>
       </w:r>
       <w:r>
-        <w:t xml:space="preserve"> 1. Quieter than last week — honor it; wait. 2. One word each, optional: 'deeper', 'same', 'tender', 'harder', 'found'. Receive with eye contact and a slight nod; say nothing else. 3. Close: a garden visited twice is a garden being tended — whatever He is doing in yours, He will keep doing this week.</w:t>
+        <w:t>1. Quieter than last week — honor it; wait. 2. One word each, optional: 'deeper', 'same', 'tender', 'harder', 'found'. Receive with eye contact and a slight nod; say nothing else. 3. Close: a garden visited twice is a garden being tended — whatever He is doing in yours, He will keep doing this week.</w:t>
       </w:r>
     </w:p>
     <w:p>
       <w:pPr>
-        <w:ind w:left="216"/>
+        <w:pBdr>
+          <w:left w:val="single" w:sz="24" w:space="8" w:color="1F4E79"/>
+        </w:pBdr>
+        <w:spacing w:before="0" w:after="60"/>
       </w:pPr>
       <w:r>
         <w:rPr>
           <w:b/>
           <w:color w:val="595959"/>
         </w:rPr>
-        <w:t>CUES:</w:t>
+        <w:t xml:space="preserve">CUES: </w:t>
       </w:r>
       <w:r>
-        <w:t xml:space="preserve"> Arranged parent offers the first word; pass-anytime holds.</w:t>
+        <w:t>Arranged parent offers the first word; pass-anytime holds.</w:t>
       </w:r>
     </w:p>
     <w:p>
       <w:pPr>
         <w:keepNext/>
-        <w:spacing w:before="160" w:after="20"/>
+        <w:pBdr>
+          <w:left w:val="double" w:sz="12" w:space="8" w:color="B45309"/>
+        </w:pBdr>
+        <w:shd w:val="clear" w:color="auto" w:fill="FCE9D6"/>
+        <w:spacing w:before="160" w:after="40"/>
       </w:pPr>
+      <w:r>
+        <w:rPr>
+          <w:rFonts w:ascii="Cambria" w:hAnsi="Cambria"/>
+          <w:b/>
+          <w:color w:val="B45309"/>
+          <w:sz w:val="30"/>
+        </w:rPr>
+        <w:t>154</w:t>
+      </w:r>
       <w:r>
         <w:rPr>
           <w:rFonts w:ascii="Cambria" w:hAnsi="Cambria"/>
@@ -578,13 +1147,32 @@
           <w:color w:val="2C5F2D"/>
           <w:sz w:val="24"/>
         </w:rPr>
-        <w:t>Slide 11 — Homework — Two Weeks, Four Parts</w:t>
+        <w:t xml:space="preserve">   Homework — Two Weeks, Four Parts</w:t>
+      </w:r>
+      <w:r>
+        <w:rPr>
+          <w:b/>
+          <w:color w:val="B45309"/>
+          <w:sz w:val="17"/>
+        </w:rPr>
+        <w:t xml:space="preserve">    CONTENT PRESENTER</w:t>
+      </w:r>
+      <w:r>
+        <w:rPr>
+          <w:b w:val="0"/>
+          <w:color w:val="7F7F7F"/>
+          <w:sz w:val="16"/>
+        </w:rPr>
+        <w:t xml:space="preserve">   · slide 11 of 15</w:t>
       </w:r>
     </w:p>
     <w:p>
       <w:pPr>
         <w:keepNext/>
-        <w:spacing w:after="40"/>
+        <w:pBdr>
+          <w:left w:val="double" w:sz="12" w:space="8" w:color="B45309"/>
+        </w:pBdr>
+        <w:spacing w:before="0" w:after="60"/>
       </w:pPr>
       <w:r>
         <w:rPr>
@@ -592,29 +1180,60 @@
           <w:color w:val="6B8E3F"/>
           <w:sz w:val="18"/>
         </w:rPr>
-        <w:t>S10 · 8:20–8:24 · LEAD: CONTENT PRESENTER</w:t>
+        <w:t xml:space="preserve">S10 · 8:20–8:24 · </w:t>
+      </w:r>
+      <w:r>
+        <w:rPr>
+          <w:b/>
+          <w:color w:val="B45309"/>
+          <w:sz w:val="18"/>
+        </w:rPr>
+        <w:t>LEAD: CONTENT PRESENTER</w:t>
+      </w:r>
+      <w:r>
+        <w:rPr>
+          <w:b/>
+          <w:color w:val="6B8E3F"/>
+          <w:sz w:val="18"/>
+        </w:rPr>
       </w:r>
     </w:p>
     <w:p>
       <w:pPr>
-        <w:ind w:left="216"/>
+        <w:pBdr>
+          <w:left w:val="double" w:sz="12" w:space="8" w:color="B45309"/>
+        </w:pBdr>
+        <w:spacing w:before="0" w:after="60"/>
       </w:pPr>
       <w:r>
         <w:rPr>
           <w:b/>
           <w:color w:val="595959"/>
         </w:rPr>
-        <w:t>BEATS:</w:t>
+        <w:t xml:space="preserve">BEATS: </w:t>
       </w:r>
       <w:r>
-        <w:t xml:space="preserve"> 1. Co-Companion (Parent) leads. Two garden returns this week, 5–10 min each — the load drops from three on purpose; a rhythm that survives beats a sprint that impresses. 2. Journal each visit, even two sentences — the garden speaks slowly; the journal is how you hear it across weeks. 3. Same gentle word: if a return surfaces something heavy, stop, and tell a trusted adult. Fresh Garden Journal pages at the door.</w:t>
+        <w:t>1. Co-Companion (Parent) leads. Two garden returns this week, 5–10 min each — the load drops from three on purpose; a rhythm that survives beats a sprint that impresses. 2. Journal each visit, even two sentences — the garden speaks slowly; the journal is how you hear it across weeks. 3. Same gentle word: if a return surfaces something heavy, stop, and tell a trusted adult. Fresh Garden Journal pages at the door.</w:t>
       </w:r>
     </w:p>
     <w:p>
       <w:pPr>
         <w:keepNext/>
-        <w:spacing w:before="160" w:after="20"/>
+        <w:pBdr>
+          <w:left w:val="double" w:sz="12" w:space="8" w:color="B45309"/>
+        </w:pBdr>
+        <w:shd w:val="clear" w:color="auto" w:fill="FCE9D6"/>
+        <w:spacing w:before="160" w:after="40"/>
       </w:pPr>
+      <w:r>
+        <w:rPr>
+          <w:rFonts w:ascii="Cambria" w:hAnsi="Cambria"/>
+          <w:b/>
+          <w:color w:val="B45309"/>
+          <w:sz w:val="30"/>
+        </w:rPr>
+        <w:t>155</w:t>
+      </w:r>
       <w:r>
         <w:rPr>
           <w:rFonts w:ascii="Cambria" w:hAnsi="Cambria"/>
@@ -622,13 +1241,32 @@
           <w:color w:val="2C5F2D"/>
           <w:sz w:val="24"/>
         </w:rPr>
-        <w:t>Slide 12 — The Take-Home Sheet — the Daily Rhythm</w:t>
+        <w:t xml:space="preserve">   The Take-Home Sheet — the Daily Rhythm</w:t>
+      </w:r>
+      <w:r>
+        <w:rPr>
+          <w:b/>
+          <w:color w:val="B45309"/>
+          <w:sz w:val="17"/>
+        </w:rPr>
+        <w:t xml:space="preserve">    CONTENT PRESENTER</w:t>
+      </w:r>
+      <w:r>
+        <w:rPr>
+          <w:b w:val="0"/>
+          <w:color w:val="7F7F7F"/>
+          <w:sz w:val="16"/>
+        </w:rPr>
+        <w:t xml:space="preserve">   · slide 12 of 15</w:t>
       </w:r>
     </w:p>
     <w:p>
       <w:pPr>
         <w:keepNext/>
-        <w:spacing w:after="40"/>
+        <w:pBdr>
+          <w:left w:val="double" w:sz="12" w:space="8" w:color="B45309"/>
+        </w:pBdr>
+        <w:spacing w:before="0" w:after="60"/>
       </w:pPr>
       <w:r>
         <w:rPr>
@@ -636,12 +1274,30 @@
           <w:color w:val="6B8E3F"/>
           <w:sz w:val="18"/>
         </w:rPr>
-        <w:t>S10 · COMMISSIONING · LEAD: CONTENT PRESENTER</w:t>
+        <w:t xml:space="preserve">S10 · COMMISSIONING · </w:t>
+      </w:r>
+      <w:r>
+        <w:rPr>
+          <w:b/>
+          <w:color w:val="B45309"/>
+          <w:sz w:val="18"/>
+        </w:rPr>
+        <w:t>LEAD: CONTENT PRESENTER</w:t>
+      </w:r>
+      <w:r>
+        <w:rPr>
+          <w:b/>
+          <w:color w:val="6B8E3F"/>
+          <w:sz w:val="18"/>
+        </w:rPr>
       </w:r>
     </w:p>
     <w:p>
       <w:pPr>
-        <w:ind w:left="216"/>
+        <w:pBdr>
+          <w:left w:val="double" w:sz="12" w:space="8" w:color="B45309"/>
+        </w:pBdr>
+        <w:spacing w:before="0" w:after="20"/>
       </w:pPr>
       <w:r>
         <w:rPr>
@@ -653,7 +1309,10 @@
     </w:p>
     <w:p>
       <w:pPr>
-        <w:ind w:left="216"/>
+        <w:pBdr>
+          <w:left w:val="double" w:sz="12" w:space="8" w:color="B45309"/>
+        </w:pBdr>
+        <w:spacing w:before="0" w:after="60"/>
       </w:pPr>
       <w:r>
         <w:t>1. The sheet on the screen is the sheet in their hands — walk it, don't read it.</w:t>
@@ -661,7 +1320,10 @@
     </w:p>
     <w:p>
       <w:pPr>
-        <w:ind w:left="216"/>
+        <w:pBdr>
+          <w:left w:val="double" w:sz="12" w:space="8" w:color="B45309"/>
+        </w:pBdr>
+        <w:spacing w:before="0" w:after="60"/>
       </w:pPr>
       <w:r>
         <w:t>2. The standing rhythm first: the morning question, the evening journal line — one box per day on the week-grids.</w:t>
@@ -669,7 +1331,10 @@
     </w:p>
     <w:p>
       <w:pPr>
-        <w:ind w:left="216"/>
+        <w:pBdr>
+          <w:left w:val="double" w:sz="12" w:space="8" w:color="B45309"/>
+        </w:pBdr>
+        <w:spacing w:before="0" w:after="60"/>
       </w:pPr>
       <w:r>
         <w:t>3. A missed box is never a failure — it is an invitation to return.</w:t>
@@ -677,24 +1342,40 @@
     </w:p>
     <w:p>
       <w:pPr>
-        <w:ind w:left="216"/>
+        <w:pBdr>
+          <w:left w:val="double" w:sz="12" w:space="8" w:color="B45309"/>
+        </w:pBdr>
+        <w:spacing w:before="0" w:after="60"/>
       </w:pPr>
       <w:r>
         <w:rPr>
           <w:b/>
           <w:color w:val="595959"/>
         </w:rPr>
-        <w:t>CUES:</w:t>
+        <w:t xml:space="preserve">CUES: </w:t>
       </w:r>
       <w:r>
-        <w:t xml:space="preserve"> The four parts are the next slide.</w:t>
+        <w:t>The four parts are the next slide.</w:t>
       </w:r>
     </w:p>
     <w:p>
       <w:pPr>
         <w:keepNext/>
-        <w:spacing w:before="160" w:after="20"/>
+        <w:pBdr>
+          <w:left w:val="double" w:sz="12" w:space="8" w:color="B45309"/>
+        </w:pBdr>
+        <w:shd w:val="clear" w:color="auto" w:fill="FCE9D6"/>
+        <w:spacing w:before="160" w:after="40"/>
       </w:pPr>
+      <w:r>
+        <w:rPr>
+          <w:rFonts w:ascii="Cambria" w:hAnsi="Cambria"/>
+          <w:b/>
+          <w:color w:val="B45309"/>
+          <w:sz w:val="30"/>
+        </w:rPr>
+        <w:t>156</w:t>
+      </w:r>
       <w:r>
         <w:rPr>
           <w:rFonts w:ascii="Cambria" w:hAnsi="Cambria"/>
@@ -702,13 +1383,32 @@
           <w:color w:val="2C5F2D"/>
           <w:sz w:val="24"/>
         </w:rPr>
-        <w:t>Slide 13 — The Take-Home Sheet — the Four Parts</w:t>
+        <w:t xml:space="preserve">   The Take-Home Sheet — the Four Parts</w:t>
+      </w:r>
+      <w:r>
+        <w:rPr>
+          <w:b/>
+          <w:color w:val="B45309"/>
+          <w:sz w:val="17"/>
+        </w:rPr>
+        <w:t xml:space="preserve">    CONTENT PRESENTER</w:t>
+      </w:r>
+      <w:r>
+        <w:rPr>
+          <w:b w:val="0"/>
+          <w:color w:val="7F7F7F"/>
+          <w:sz w:val="16"/>
+        </w:rPr>
+        <w:t xml:space="preserve">   · slide 13 of 15</w:t>
       </w:r>
     </w:p>
     <w:p>
       <w:pPr>
         <w:keepNext/>
-        <w:spacing w:after="40"/>
+        <w:pBdr>
+          <w:left w:val="double" w:sz="12" w:space="8" w:color="B45309"/>
+        </w:pBdr>
+        <w:spacing w:before="0" w:after="60"/>
       </w:pPr>
       <w:r>
         <w:rPr>
@@ -716,12 +1416,30 @@
           <w:color w:val="6B8E3F"/>
           <w:sz w:val="18"/>
         </w:rPr>
-        <w:t>S10 · COMMISSIONING · LEAD: CONTENT PRESENTER</w:t>
+        <w:t xml:space="preserve">S10 · COMMISSIONING · </w:t>
+      </w:r>
+      <w:r>
+        <w:rPr>
+          <w:b/>
+          <w:color w:val="B45309"/>
+          <w:sz w:val="18"/>
+        </w:rPr>
+        <w:t>LEAD: CONTENT PRESENTER</w:t>
+      </w:r>
+      <w:r>
+        <w:rPr>
+          <w:b/>
+          <w:color w:val="6B8E3F"/>
+          <w:sz w:val="18"/>
+        </w:rPr>
       </w:r>
     </w:p>
     <w:p>
       <w:pPr>
-        <w:ind w:left="216"/>
+        <w:pBdr>
+          <w:left w:val="double" w:sz="12" w:space="8" w:color="B45309"/>
+        </w:pBdr>
+        <w:spacing w:before="0" w:after="20"/>
       </w:pPr>
       <w:r>
         <w:rPr>
@@ -733,7 +1451,10 @@
     </w:p>
     <w:p>
       <w:pPr>
-        <w:ind w:left="216"/>
+        <w:pBdr>
+          <w:left w:val="double" w:sz="12" w:space="8" w:color="B45309"/>
+        </w:pBdr>
+        <w:spacing w:before="0" w:after="60"/>
       </w:pPr>
       <w:r>
         <w:t>1. The four parts, in order: the homework practice, week one; the end-of-week-one check-in; the homework practice, week two; one sentence of preparation.</w:t>
@@ -741,7 +1462,10 @@
     </w:p>
     <w:p>
       <w:pPr>
-        <w:ind w:left="216"/>
+        <w:pBdr>
+          <w:left w:val="double" w:sz="12" w:space="8" w:color="B45309"/>
+        </w:pBdr>
+        <w:spacing w:before="0" w:after="60"/>
       </w:pPr>
       <w:r>
         <w:t>2. Check-in partners are named aloud before leaving this slide — the sheet has the line to write the name.</w:t>
@@ -749,24 +1473,40 @@
     </w:p>
     <w:p>
       <w:pPr>
-        <w:ind w:left="216"/>
+        <w:pBdr>
+          <w:left w:val="double" w:sz="12" w:space="8" w:color="B45309"/>
+        </w:pBdr>
+        <w:spacing w:before="0" w:after="60"/>
       </w:pPr>
       <w:r>
         <w:rPr>
           <w:b/>
           <w:color w:val="595959"/>
         </w:rPr>
-        <w:t>GUARD:</w:t>
+        <w:t xml:space="preserve">GUARD: </w:t>
       </w:r>
       <w:r>
-        <w:t xml:space="preserve"> The sheet-walk, not a re-teach.</w:t>
+        <w:t>The sheet-walk, not a re-teach.</w:t>
       </w:r>
     </w:p>
     <w:p>
       <w:pPr>
         <w:keepNext/>
-        <w:spacing w:before="160" w:after="20"/>
+        <w:pBdr>
+          <w:left w:val="thickThinSmallGap" w:sz="24" w:space="8" w:color="6B3FA0"/>
+        </w:pBdr>
+        <w:shd w:val="clear" w:color="auto" w:fill="ECE3F5"/>
+        <w:spacing w:before="160" w:after="40"/>
       </w:pPr>
+      <w:r>
+        <w:rPr>
+          <w:rFonts w:ascii="Cambria" w:hAnsi="Cambria"/>
+          <w:b/>
+          <w:color w:val="6B3FA0"/>
+          <w:sz w:val="30"/>
+        </w:rPr>
+        <w:t>157</w:t>
+      </w:r>
       <w:r>
         <w:rPr>
           <w:rFonts w:ascii="Cambria" w:hAnsi="Cambria"/>
@@ -774,13 +1514,32 @@
           <w:color w:val="2C5F2D"/>
           <w:sz w:val="24"/>
         </w:rPr>
-        <w:t>Slide 14 — The Leader Feedback Round</w:t>
+        <w:t xml:space="preserve">   The Leader Feedback Round</w:t>
+      </w:r>
+      <w:r>
+        <w:rPr>
+          <w:b/>
+          <w:color w:val="6B3FA0"/>
+          <w:sz w:val="17"/>
+        </w:rPr>
+        <w:t xml:space="preserve">    BOTH LEADERS</w:t>
+      </w:r>
+      <w:r>
+        <w:rPr>
+          <w:b w:val="0"/>
+          <w:color w:val="7F7F7F"/>
+          <w:sz w:val="16"/>
+        </w:rPr>
+        <w:t xml:space="preserve">   · slide 14 of 15</w:t>
       </w:r>
     </w:p>
     <w:p>
       <w:pPr>
         <w:keepNext/>
-        <w:spacing w:after="40"/>
+        <w:pBdr>
+          <w:left w:val="thickThinSmallGap" w:sz="24" w:space="8" w:color="6B3FA0"/>
+        </w:pBdr>
+        <w:spacing w:before="0" w:after="60"/>
       </w:pPr>
       <w:r>
         <w:rPr>
@@ -788,29 +1547,60 @@
           <w:color w:val="6B8E3F"/>
           <w:sz w:val="18"/>
         </w:rPr>
-        <w:t>S10 · 8:24–8:28 · LEAD: BOTH LEADERS</w:t>
+        <w:t xml:space="preserve">S10 · 8:24–8:28 · </w:t>
+      </w:r>
+      <w:r>
+        <w:rPr>
+          <w:b/>
+          <w:color w:val="6B3FA0"/>
+          <w:sz w:val="18"/>
+        </w:rPr>
+        <w:t>LEAD: BOTH LEADERS</w:t>
+      </w:r>
+      <w:r>
+        <w:rPr>
+          <w:b/>
+          <w:color w:val="6B8E3F"/>
+          <w:sz w:val="18"/>
+        </w:rPr>
       </w:r>
     </w:p>
     <w:p>
       <w:pPr>
-        <w:ind w:left="216"/>
+        <w:pBdr>
+          <w:left w:val="thickThinSmallGap" w:sz="24" w:space="8" w:color="6B3FA0"/>
+        </w:pBdr>
+        <w:spacing w:before="0" w:after="60"/>
       </w:pPr>
       <w:r>
         <w:rPr>
           <w:b/>
           <w:color w:val="595959"/>
         </w:rPr>
-        <w:t>BEATS:</w:t>
+        <w:t xml:space="preserve">BEATS: </w:t>
       </w:r>
       <w:r>
-        <w:t xml:space="preserve"> 1. Merged round — a teen led the deepest practice: the senior answers first, the adult second, the room by consent, covering both. 2. For a first-time guide, pace and the held silences are the honest headline; ONE thing to try differently — one, not a list. 3. If the debrief ran heavy — something still visibly in the room — DROP the round entirely; it moves to the team debrief, and the senior is told why in these words: protecting the room came first today. That sentence is the lesson, not a consolation. The blessing still closes either way.</w:t>
+        <w:t>1. Merged round — a teen led the deepest practice: the senior answers first, the adult second, the room by consent, covering both. 2. For a first-time guide, pace and the held silences are the honest headline; ONE thing to try differently — one, not a list. 3. If the debrief ran heavy — something still visibly in the room — DROP the round entirely; it moves to the team debrief, and the senior is told why in these words: protecting the room came first today. That sentence is the lesson, not a consolation. The blessing still closes either way.</w:t>
       </w:r>
     </w:p>
     <w:p>
       <w:pPr>
         <w:keepNext/>
-        <w:spacing w:before="160" w:after="20"/>
+        <w:pBdr>
+          <w:left w:val="single" w:sz="24" w:space="8" w:color="1F4E79"/>
+        </w:pBdr>
+        <w:shd w:val="clear" w:color="auto" w:fill="DEEAF6"/>
+        <w:spacing w:before="160" w:after="40"/>
       </w:pPr>
+      <w:r>
+        <w:rPr>
+          <w:rFonts w:ascii="Cambria" w:hAnsi="Cambria"/>
+          <w:b/>
+          <w:color w:val="1F4E79"/>
+          <w:sz w:val="30"/>
+        </w:rPr>
+        <w:t>158</w:t>
+      </w:r>
       <w:r>
         <w:rPr>
           <w:rFonts w:ascii="Cambria" w:hAnsi="Cambria"/>
@@ -818,13 +1608,32 @@
           <w:color w:val="2C5F2D"/>
           <w:sz w:val="24"/>
         </w:rPr>
-        <w:t>Slide 15 — Closing the Container + Aaronic Blessing</w:t>
+        <w:t xml:space="preserve">   Closing the Container + Aaronic Blessing</w:t>
+      </w:r>
+      <w:r>
+        <w:rPr>
+          <w:b/>
+          <w:color w:val="1F4E79"/>
+          <w:sz w:val="17"/>
+        </w:rPr>
+        <w:t xml:space="preserve">    CONTAINER HOLDER</w:t>
+      </w:r>
+      <w:r>
+        <w:rPr>
+          <w:b w:val="0"/>
+          <w:color w:val="7F7F7F"/>
+          <w:sz w:val="16"/>
+        </w:rPr>
+        <w:t xml:space="preserve">   · slide 15 of 15</w:t>
       </w:r>
     </w:p>
     <w:p>
       <w:pPr>
         <w:keepNext/>
-        <w:spacing w:after="40"/>
+        <w:pBdr>
+          <w:left w:val="single" w:sz="24" w:space="8" w:color="1F4E79"/>
+        </w:pBdr>
+        <w:spacing w:before="0" w:after="60"/>
       </w:pPr>
       <w:r>
         <w:rPr>
@@ -832,42 +1641,63 @@
           <w:color w:val="6B8E3F"/>
           <w:sz w:val="18"/>
         </w:rPr>
-        <w:t>S10 · 8:28–8:30 · LEAD: CONTAINER HOLDER</w:t>
+        <w:t xml:space="preserve">S10 · 8:28–8:30 · </w:t>
+      </w:r>
+      <w:r>
+        <w:rPr>
+          <w:b/>
+          <w:color w:val="1F4E79"/>
+          <w:sz w:val="18"/>
+        </w:rPr>
+        <w:t>LEAD: CONTAINER HOLDER</w:t>
+      </w:r>
+      <w:r>
+        <w:rPr>
+          <w:b/>
+          <w:color w:val="6B8E3F"/>
+          <w:sz w:val="18"/>
+        </w:rPr>
       </w:r>
     </w:p>
     <w:p>
       <w:pPr>
-        <w:ind w:left="216"/>
+        <w:pBdr>
+          <w:left w:val="single" w:sz="24" w:space="8" w:color="1F4E79"/>
+        </w:pBdr>
+        <w:spacing w:before="0" w:after="60"/>
       </w:pPr>
       <w:r>
         <w:rPr>
           <w:b/>
           <w:color w:val="595959"/>
         </w:rPr>
-        <w:t>BEATS:</w:t>
+        <w:t xml:space="preserve">BEATS: </w:t>
       </w:r>
       <w:r>
-        <w:t xml:space="preserve"> 1. What happened in your pair is yours; carry it gently — no car-ride debrief unless the heart is fully ready. 2. If something heavy surfaced, reach out — the team is walking with you. 3. Aaronic blessing, hands up.</w:t>
+        <w:t>1. What happened in your pair is yours; carry it gently — no car-ride debrief unless the heart is fully ready. 2. If something heavy surfaced, reach out — the team is walking with you. 3. Aaronic blessing, hands up.</w:t>
       </w:r>
     </w:p>
     <w:p>
       <w:pPr>
-        <w:ind w:left="216"/>
+        <w:pBdr>
+          <w:left w:val="single" w:sz="24" w:space="8" w:color="1F4E79"/>
+        </w:pBdr>
+        <w:spacing w:before="0" w:after="60"/>
       </w:pPr>
       <w:r>
         <w:rPr>
           <w:b/>
           <w:color w:val="595959"/>
         </w:rPr>
-        <w:t>CUES:</w:t>
+        <w:t xml:space="preserve">CUES: </w:t>
       </w:r>
       <w:r>
-        <w:t xml:space="preserve"> Stay accessible fifteen minutes after; two-adult rule for any teen. Afterward, a brief specific word of thanks to the senior, separate from the feedback round — leading deep water for the first time costs something; name that it was seen.</w:t>
+        <w:t>Stay accessible fifteen minutes after; two-adult rule for any teen. Afterward, a brief specific word of thanks to the senior, separate from the feedback round — leading deep water for the first time costs something; name that it was seen.</w:t>
       </w:r>
     </w:p>
     <w:p>
       <w:pPr>
-        <w:spacing w:before="200"/>
+        <w:spacing w:before="200" w:after="0"/>
         <w:jc w:val="center"/>
       </w:pPr>
       <w:r>

--- a/_implementation-notes/evening-series/FotH Evening Session 10 Leader Notes DRAFT v1.docx
+++ b/_implementation-notes/evening-series/FotH Evening Session 10 Leader Notes DRAFT v1.docx
@@ -26,6 +26,26 @@
           <w:sz w:val="18"/>
         </w:rPr>
         <w:t>FotH Evening · the speaker notes, in hand — so the leading pair reads the room, not the screen. The big number on each block is the number in the corner of the screen; the colour is whose block it is. Built from the deck's own notes, so the two always agree.</w:t>
+      </w:r>
+    </w:p>
+    <w:p>
+      <w:pPr>
+        <w:spacing w:before="0" w:after="80"/>
+      </w:pPr>
+      <w:r>
+        <w:rPr>
+          <w:b/>
+          <w:color w:val="2C5F2D"/>
+          <w:sz w:val="18"/>
+        </w:rPr>
+        <w:t xml:space="preserve">Reading the numbers. </w:t>
+      </w:r>
+      <w:r>
+        <w:rPr>
+          <w:color w:val="595959"/>
+          <w:sz w:val="18"/>
+        </w:rPr>
+        <w:t>Match the big number on each block to the number in the bottom-right corner of the screen. This session is 145–158 in the series' one continuous numbering. The first slide, the series title, is “Title” here.</w:t>
       </w:r>
     </w:p>
     <w:p>

--- a/_implementation-notes/evening-series/FotH Evening Session 10 Leader Notes DRAFT v1.docx
+++ b/_implementation-notes/evening-series/FotH Evening Session 10 Leader Notes DRAFT v1.docx
@@ -1717,6 +1717,24 @@
     </w:p>
     <w:p>
       <w:pPr>
+        <w:pBdr>
+          <w:left w:val="single" w:sz="24" w:space="8" w:color="1F4E79"/>
+        </w:pBdr>
+        <w:spacing w:before="0" w:after="60"/>
+      </w:pPr>
+      <w:r>
+        <w:rPr>
+          <w:b/>
+          <w:color w:val="595959"/>
+        </w:rPr>
+        <w:t xml:space="preserve">BLESSINGS: </w:t>
+      </w:r>
+      <w:r>
+        <w:t>eyes on the person, not the screen — nothing to read; say what is on your heart for them, specific and short.</w:t>
+      </w:r>
+    </w:p>
+    <w:p>
+      <w:pPr>
         <w:spacing w:before="200" w:after="0"/>
         <w:jc w:val="center"/>
       </w:pPr>
